--- a/docs/guide-utilisation.docx
+++ b/docs/guide-utilisation.docx
@@ -25,7 +25,7 @@
                     </pic:cNvPicPr>
                   </pic:nvPicPr>
                   <pic:blipFill>
-                    <a:blip r:embed="rId9" cstate="none"/>
+                    <a:blip r:embed="rId11" cstate="none"/>
                     <a:srcRect/>
                     <a:stretch>
                       <a:fillRect/>
@@ -179,6 +179,22 @@
       </w:r>
     </w:p>
     <w:p>
+      <w:pPr>
+        <w:spacing w:before="80"/>
+      </w:pPr>
+      <w:hyperlink w:history="1" r:id="rIdnv4kbt0fu4hw7cwexeyba">
+        <w:r>
+          <w:rPr>
+            <w:color w:val="A8420C"/>
+            <w:sz w:val="20"/>
+            <w:szCs w:val="20"/>
+            <w:u w:val="single"/>
+          </w:rPr>
+          <w:t xml:space="preserve">alicework.github.io/table-de-marque/</w:t>
+        </w:r>
+      </w:hyperlink>
+    </w:p>
+    <w:p>
       <w:r>
         <w:br w:type="page"/>
       </w:r>
@@ -387,75 +403,55 @@
       </w:r>
       <w:bookmarkEnd w:id="2"/>
     </w:p>
-    <w:tbl>
-      <w:tblPr>
-        <w:tblW w:type="dxa" w:w="3400"/>
+    <w:p>
+      <w:pPr>
+        <w:spacing w:after="0" w:before="120"/>
         <w:jc w:val="center"/>
-        <w:tblBorders>
-          <w:top w:val="single" w:color="auto" w:sz="4"/>
-          <w:left w:val="single" w:color="auto" w:sz="4"/>
-          <w:bottom w:val="single" w:color="auto" w:sz="4"/>
-          <w:right w:val="single" w:color="auto" w:sz="4"/>
-          <w:insideH w:val="single" w:color="auto" w:sz="4"/>
-          <w:insideV w:val="single" w:color="auto" w:sz="4"/>
-        </w:tblBorders>
-        <w:tblLayout w:type="fixed"/>
-      </w:tblPr>
-      <w:tblGrid>
-        <w:gridCol w:w="3400"/>
-      </w:tblGrid>
-      <w:tr>
-        <w:trPr>
-          <w:trHeight w:val="3400" w:hRule="exact"/>
-        </w:trPr>
-        <w:tc>
-          <w:tcPr>
-            <w:tcW w:type="dxa" w:w="3400"/>
-            <w:tcBorders>
-              <w:top w:val="dashed" w:color="C24F12" w:sz="12"/>
-              <w:left w:val="dashed" w:color="C24F12" w:sz="12"/>
-              <w:bottom w:val="dashed" w:color="C24F12" w:sz="12"/>
-              <w:right w:val="dashed" w:color="C24F12" w:sz="12"/>
-            </w:tcBorders>
-            <w:shd w:fill="FFFFFF" w:color="auto" w:val="clear"/>
-            <w:vAlign w:val="center"/>
-          </w:tcPr>
-          <w:p>
-            <w:pPr>
-              <w:spacing w:after="80"/>
-              <w:jc w:val="center"/>
-            </w:pPr>
-            <w:r>
-              <w:rPr>
-                <w:rFonts w:ascii="Manrope ExtraBold" w:cs="Manrope ExtraBold" w:eastAsia="Manrope ExtraBold" w:hAnsi="Manrope ExtraBold"/>
-                <w:color w:val="A8420C"/>
-                <w:sz w:val="26"/>
-                <w:szCs w:val="26"/>
-              </w:rPr>
-              <w:t xml:space="preserve">QR code à venir</w:t>
-            </w:r>
-          </w:p>
-          <w:p>
-            <w:pPr>
-              <w:jc w:val="center"/>
-            </w:pPr>
-            <w:r>
-              <w:rPr>
-                <w:i/>
-                <w:iCs/>
-                <w:color w:val="66645E"/>
-                <w:sz w:val="18"/>
-                <w:szCs w:val="18"/>
-              </w:rPr>
-              <w:t xml:space="preserve">Disponible dès la mise en ligne</w:t>
-            </w:r>
-          </w:p>
-        </w:tc>
-      </w:tr>
-    </w:tbl>
-    <w:p>
-      <w:pPr>
-        <w:spacing w:after="240" w:before="160"/>
+      </w:pPr>
+      <w:r>
+        <w:drawing>
+          <wp:inline distT="0" distB="0" distL="0" distR="0">
+            <wp:extent cx="1619250" cy="1619250"/>
+            <wp:effectExtent t="0" r="0" b="0" l="0"/>
+            <wp:docPr id="2" name="" descr="" title=""/>
+            <wp:cNvGraphicFramePr>
+              <a:graphicFrameLocks xmlns:a="http://schemas.openxmlformats.org/drawingml/2006/main" noChangeAspect="1"/>
+            </wp:cNvGraphicFramePr>
+            <a:graphic xmlns:a="http://schemas.openxmlformats.org/drawingml/2006/main">
+              <a:graphicData uri="http://schemas.openxmlformats.org/drawingml/2006/picture">
+                <pic:pic xmlns:pic="http://schemas.openxmlformats.org/drawingml/2006/picture">
+                  <pic:nvPicPr>
+                    <pic:cNvPr id="0" name="" descr=""/>
+                    <pic:cNvPicPr>
+                      <a:picLocks noChangeAspect="1" noChangeArrowheads="1"/>
+                    </pic:cNvPicPr>
+                  </pic:nvPicPr>
+                  <pic:blipFill>
+                    <a:blip r:embed="rId12" cstate="none"/>
+                    <a:srcRect/>
+                    <a:stretch>
+                      <a:fillRect/>
+                    </a:stretch>
+                  </pic:blipFill>
+                  <pic:spPr bwMode="auto">
+                    <a:xfrm>
+                      <a:off x="0" y="0"/>
+                      <a:ext cx="1619250" cy="1619250"/>
+                    </a:xfrm>
+                    <a:prstGeom prst="rect">
+                      <a:avLst/>
+                    </a:prstGeom>
+                  </pic:spPr>
+                </pic:pic>
+              </a:graphicData>
+            </a:graphic>
+          </wp:inline>
+        </w:drawing>
+      </w:r>
+    </w:p>
+    <w:p>
+      <w:pPr>
+        <w:spacing w:after="240" w:before="60"/>
         <w:jc w:val="center"/>
       </w:pPr>
       <w:r>
@@ -464,23 +460,24 @@
         </w:rPr>
         <w:t xml:space="preserve">Adresse : </w:t>
       </w:r>
-      <w:r>
-        <w:rPr>
-          <w:b/>
-          <w:bCs/>
-          <w:i/>
-          <w:iCs/>
-          <w:color w:val="1D1C1A"/>
-        </w:rPr>
-        <w:t xml:space="preserve">adresse à venir</w:t>
-      </w:r>
+      <w:hyperlink w:history="1" r:id="rIdkh1awtpy3nybtvpm1lq2h">
+        <w:r>
+          <w:rPr>
+            <w:b/>
+            <w:bCs/>
+            <w:color w:val="A8420C"/>
+            <w:u w:val="single"/>
+          </w:rPr>
+          <w:t xml:space="preserve">https://alicework.github.io/table-de-marque/</w:t>
+        </w:r>
+      </w:hyperlink>
     </w:p>
     <w:p>
       <w:pPr>
         <w:spacing w:after="140"/>
       </w:pPr>
       <w:r>
-        <w:t xml:space="preserve">Scannez le QR code avec l'appareil photo du téléphone ou de la tablette, puis installez l'application sur l'écran d'accueil :</w:t>
+        <w:t xml:space="preserve">Scannez le QR code avec l'appareil photo du téléphone ou de la tablette, ou saisissez l'adresse dans le navigateur. Installez ensuite l'application sur l'écran d'accueil :</w:t>
       </w:r>
     </w:p>
     <w:tbl>
@@ -896,7 +893,7 @@
         <w:spacing w:after="140"/>
       </w:pPr>
       <w:r>
-        <w:t xml:space="preserve">Une fois installée, l'application s'ouvre comme une application classique, en plein écran, et </w:t>
+        <w:t xml:space="preserve">La première ouverture demande une connexion internet. Une fois installée, l'application s'ouvre comme une application classique, en plein écran, et </w:t>
       </w:r>
       <w:r>
         <w:rPr>

--- a/docs/guide-utilisation.docx
+++ b/docs/guide-utilisation.docx
@@ -182,7 +182,7 @@
       <w:pPr>
         <w:spacing w:before="80"/>
       </w:pPr>
-      <w:hyperlink w:history="1" r:id="rIdnv4kbt0fu4hw7cwexeyba">
+      <w:hyperlink w:history="1" r:id="rIdyrpncvazsnurfpjgsk4bq">
         <w:r>
           <w:rPr>
             <w:color w:val="A8420C"/>
@@ -460,7 +460,7 @@
         </w:rPr>
         <w:t xml:space="preserve">Adresse : </w:t>
       </w:r>
-      <w:hyperlink w:history="1" r:id="rIdkh1awtpy3nybtvpm1lq2h">
+      <w:hyperlink w:history="1" r:id="rIdxcykhuhewzchjrubddfjk">
         <w:r>
           <w:rPr>
             <w:b/>
@@ -1059,7 +1059,7 @@
         <w:t xml:space="preserve">Recommandé</w:t>
       </w:r>
       <w:r>
-        <w:t xml:space="preserve"> : importer l'export Webaffiligue (tous les licenciés d'un coup) ;</w:t>
+        <w:t xml:space="preserve"> : importer l'export LigueAsso (tous les licenciés d'un coup) ;</w:t>
       </w:r>
     </w:p>
     <w:p>
@@ -1080,7 +1080,7 @@
         <w:pStyle w:val="Heading2"/>
       </w:pPr>
       <w:r>
-        <w:t xml:space="preserve">2.1 Récupérer l'export Webaffiligue</w:t>
+        <w:t xml:space="preserve">2.1 Récupérer l'export LigueAsso</w:t>
       </w:r>
     </w:p>
     <w:p>
@@ -1101,7 +1101,7 @@
           <w:bCs/>
           <w:color w:val="A8420C"/>
         </w:rPr>
-        <w:t xml:space="preserve">Webaffiligue</w:t>
+        <w:t xml:space="preserve">LigueAsso</w:t>
       </w:r>
       <w:r>
         <w:t xml:space="preserve"> avec le compte de l'association.</w:t>
@@ -1117,6 +1117,52 @@
         <w:spacing w:after="80"/>
       </w:pPr>
       <w:r>
+        <w:t xml:space="preserve">Ouvrez le menu </w:t>
+      </w:r>
+      <w:r>
+        <w:rPr>
+          <w:b/>
+          <w:bCs/>
+          <w:color w:val="A8420C"/>
+        </w:rPr>
+        <w:t xml:space="preserve">Statistiques et Extractions</w:t>
+      </w:r>
+      <w:r>
+        <w:t xml:space="preserve"> → </w:t>
+      </w:r>
+      <w:r>
+        <w:rPr>
+          <w:b/>
+          <w:bCs/>
+          <w:color w:val="A8420C"/>
+        </w:rPr>
+        <w:t xml:space="preserve">Extractions</w:t>
+      </w:r>
+      <w:r>
+        <w:t xml:space="preserve"> → </w:t>
+      </w:r>
+      <w:r>
+        <w:rPr>
+          <w:b/>
+          <w:bCs/>
+          <w:color w:val="A8420C"/>
+        </w:rPr>
+        <w:t xml:space="preserve">Extraction adhérents</w:t>
+      </w:r>
+      <w:r>
+        <w:t xml:space="preserve">.</w:t>
+      </w:r>
+    </w:p>
+    <w:p>
+      <w:pPr>
+        <w:pStyle w:val="ListParagraph"/>
+        <w:numPr>
+          <w:ilvl w:val="0"/>
+          <w:numId w:val="4"/>
+        </w:numPr>
+        <w:spacing w:after="80"/>
+      </w:pPr>
+      <w:r>
         <w:t xml:space="preserve">Exportez la liste des adhérents au format </w:t>
       </w:r>
       <w:r>
@@ -1128,7 +1174,7 @@
         <w:t xml:space="preserve">CSV</w:t>
       </w:r>
       <w:r>
-        <w:t xml:space="preserve"> (export « Sortie simple »).</w:t>
+        <w:t xml:space="preserve">.</w:t>
       </w:r>
     </w:p>
     <w:p>
@@ -1693,7 +1739,7 @@
           <w:bCs/>
           <w:color w:val="A8420C"/>
         </w:rPr>
-        <w:t xml:space="preserve">Importer un export Webaffiligue</w:t>
+        <w:t xml:space="preserve">Importer un export LigueAsso</w:t>
       </w:r>
       <w:r>
         <w:t xml:space="preserve"> et choisissez le fichier CSV.</w:t>
@@ -1888,7 +1934,7 @@
         <w:spacing w:after="140"/>
       </w:pPr>
       <w:r>
-        <w:t xml:space="preserve">Sans accès à Webaffiligue :</w:t>
+        <w:t xml:space="preserve">Sans accès à LigueAsso :</w:t>
       </w:r>
     </w:p>
     <w:p>
@@ -2036,7 +2082,7 @@
                 <w:sz w:val="20"/>
                 <w:szCs w:val="20"/>
               </w:rPr>
-              <w:t xml:space="preserve">Vous pourrez importer un export Webaffiligue plus tard : un club créé à la main n'ayant pas de n° d'association, l'import créera un second club. Supprimez alors le club saisi à la main.</w:t>
+              <w:t xml:space="preserve">Vous pourrez importer un export LigueAsso plus tard : un club créé à la main n'ayant pas de n° d'association, l'import créera un second club. Supprimez alors le club saisi à la main.</w:t>
             </w:r>
           </w:p>
         </w:tc>
@@ -4994,7 +5040,7 @@
         <w:spacing w:after="140"/>
       </w:pPr>
       <w:r>
-        <w:t xml:space="preserve">Refaites simplement un import (section 2.2) avec un export Webaffiligue récent :</w:t>
+        <w:t xml:space="preserve">Refaites simplement un import (section 2.2) avec un export LigueAsso récent :</w:t>
       </w:r>
     </w:p>
     <w:p>
@@ -5248,7 +5294,7 @@
         <w:t xml:space="preserve">Mauvais fichier</w:t>
       </w:r>
       <w:r>
-        <w:t xml:space="preserve"> — Si l'export Webaffiligue est donné par erreur à </w:t>
+        <w:t xml:space="preserve"> — Si l'export LigueAsso est donné par erreur à </w:t>
       </w:r>
       <w:r>
         <w:rPr>

--- a/docs/guide-utilisation.docx
+++ b/docs/guide-utilisation.docx
@@ -12,408 +12,6 @@
             <wp:extent cx="914400" cy="914400"/>
             <wp:effectExtent t="0" r="0" b="0" l="0"/>
             <wp:docPr id="1" name="" descr="" title=""/>
-            <wp:cNvGraphicFramePr>
-              <a:graphicFrameLocks xmlns:a="http://schemas.openxmlformats.org/drawingml/2006/main" noChangeAspect="1"/>
-            </wp:cNvGraphicFramePr>
-            <a:graphic xmlns:a="http://schemas.openxmlformats.org/drawingml/2006/main">
-              <a:graphicData uri="http://schemas.openxmlformats.org/drawingml/2006/picture">
-                <pic:pic xmlns:pic="http://schemas.openxmlformats.org/drawingml/2006/picture">
-                  <pic:nvPicPr>
-                    <pic:cNvPr id="0" name="" descr=""/>
-                    <pic:cNvPicPr>
-                      <a:picLocks noChangeAspect="1" noChangeArrowheads="1"/>
-                    </pic:cNvPicPr>
-                  </pic:nvPicPr>
-                  <pic:blipFill>
-                    <a:blip r:embed="rId11" cstate="none"/>
-                    <a:srcRect/>
-                    <a:stretch>
-                      <a:fillRect/>
-                    </a:stretch>
-                  </pic:blipFill>
-                  <pic:spPr bwMode="auto">
-                    <a:xfrm>
-                      <a:off x="0" y="0"/>
-                      <a:ext cx="914400" cy="914400"/>
-                    </a:xfrm>
-                    <a:prstGeom prst="rect">
-                      <a:avLst/>
-                    </a:prstGeom>
-                  </pic:spPr>
-                </pic:pic>
-              </a:graphicData>
-            </a:graphic>
-          </wp:inline>
-        </w:drawing>
-      </w:r>
-    </w:p>
-    <w:p>
-      <w:pPr>
-        <w:spacing w:after="60"/>
-      </w:pPr>
-      <w:r>
-        <w:rPr>
-          <w:rFonts w:ascii="Manrope ExtraBold" w:cs="Manrope ExtraBold" w:eastAsia="Manrope ExtraBold" w:hAnsi="Manrope ExtraBold"/>
-          <w:color w:val="1D1C1A"/>
-          <w:sz w:val="72"/>
-          <w:szCs w:val="72"/>
-        </w:rPr>
-        <w:t xml:space="preserve">Table de marque</w:t>
-      </w:r>
-    </w:p>
-    <w:p>
-      <w:pPr>
-        <w:spacing w:after="480"/>
-      </w:pPr>
-      <w:r>
-        <w:rPr>
-          <w:b/>
-          <w:bCs/>
-          <w:color w:val="66645E"/>
-          <w:sz w:val="28"/>
-          <w:szCs w:val="28"/>
-        </w:rPr>
-        <w:t xml:space="preserve">Basket loisir UFOLEP 33</w:t>
-      </w:r>
-    </w:p>
-    <w:p>
-      <w:pPr>
-        <w:pBdr>
-          <w:left w:val="single" w:color="C24F12" w:sz="36" w:space="12"/>
-        </w:pBdr>
-        <w:spacing w:after="360"/>
-      </w:pPr>
-      <w:r>
-        <w:rPr>
-          <w:rFonts w:ascii="Manrope ExtraBold" w:cs="Manrope ExtraBold" w:eastAsia="Manrope ExtraBold" w:hAnsi="Manrope ExtraBold"/>
-          <w:color w:val="A8420C"/>
-          <w:sz w:val="40"/>
-          <w:szCs w:val="40"/>
-        </w:rPr>
-        <w:t xml:space="preserve">Guide d'utilisation</w:t>
-      </w:r>
-    </w:p>
-    <w:p>
-      <w:pPr>
-        <w:spacing w:after="160" w:line="320"/>
-      </w:pPr>
-      <w:r>
-        <w:rPr>
-          <w:color w:val="1D1C1A"/>
-          <w:sz w:val="23"/>
-          <w:szCs w:val="23"/>
-        </w:rPr>
-        <w:t xml:space="preserve">Feuille de match numérique du </w:t>
-      </w:r>
-      <w:r>
-        <w:rPr>
-          <w:b/>
-          <w:bCs/>
-          <w:color w:val="A8420C"/>
-          <w:sz w:val="23"/>
-          <w:szCs w:val="23"/>
-        </w:rPr>
-        <w:t xml:space="preserve">basket loisir UFOLEP 33</w:t>
-      </w:r>
-      <w:r>
-        <w:rPr>
-          <w:color w:val="1D1C1A"/>
-          <w:sz w:val="23"/>
-          <w:szCs w:val="23"/>
-        </w:rPr>
-        <w:t xml:space="preserve">. L'application remplace la feuille papier à la table de marque : score, fautes personnelles et d'équipe, temps morts, périodes, flèche de possession.</w:t>
-      </w:r>
-    </w:p>
-    <w:p>
-      <w:pPr>
-        <w:spacing w:after="160" w:line="320"/>
-      </w:pPr>
-      <w:r>
-        <w:rPr>
-          <w:color w:val="1D1C1A"/>
-          <w:sz w:val="23"/>
-          <w:szCs w:val="23"/>
-        </w:rPr>
-        <w:t xml:space="preserve">Elle fonctionne sur téléphone et sur tablette, </w:t>
-      </w:r>
-      <w:r>
-        <w:rPr>
-          <w:b/>
-          <w:bCs/>
-          <w:color w:val="A8420C"/>
-          <w:sz w:val="23"/>
-          <w:szCs w:val="23"/>
-        </w:rPr>
-        <w:t xml:space="preserve">sans connexion internet</w:t>
-      </w:r>
-      <w:r>
-        <w:rPr>
-          <w:color w:val="1D1C1A"/>
-          <w:sz w:val="23"/>
-          <w:szCs w:val="23"/>
-        </w:rPr>
-        <w:t xml:space="preserve"> une fois installée.</w:t>
-      </w:r>
-    </w:p>
-    <w:p>
-      <w:pPr>
-        <w:spacing w:before="2400"/>
-      </w:pPr>
-      <w:r>
-        <w:rPr>
-          <w:b/>
-          <w:bCs/>
-          <w:color w:val="A8420C"/>
-          <w:sz w:val="20"/>
-          <w:szCs w:val="20"/>
-        </w:rPr>
-        <w:t xml:space="preserve">Saison 2025-2026</w:t>
-      </w:r>
-      <w:r>
-        <w:rPr>
-          <w:color w:val="66645E"/>
-          <w:sz w:val="20"/>
-          <w:szCs w:val="20"/>
-        </w:rPr>
-        <w:t xml:space="preserve">  ·  Téléphone et tablette  ·  Fonctionne hors connexion</w:t>
-      </w:r>
-    </w:p>
-    <w:p>
-      <w:pPr>
-        <w:spacing w:before="80"/>
-      </w:pPr>
-      <w:hyperlink w:history="1" r:id="rIdyrpncvazsnurfpjgsk4bq">
-        <w:r>
-          <w:rPr>
-            <w:color w:val="A8420C"/>
-            <w:sz w:val="20"/>
-            <w:szCs w:val="20"/>
-            <w:u w:val="single"/>
-          </w:rPr>
-          <w:t xml:space="preserve">alicework.github.io/table-de-marque/</w:t>
-        </w:r>
-      </w:hyperlink>
-    </w:p>
-    <w:p>
-      <w:r>
-        <w:br w:type="page"/>
-      </w:r>
-    </w:p>
-    <w:p>
-      <w:pPr>
-        <w:pStyle w:val="Heading1"/>
-        <w:tabs>
-          <w:tab w:val="left" w:pos="560"/>
-        </w:tabs>
-      </w:pPr>
-      <w:bookmarkStart w:name="section0" w:id="1"/>
-      <w:r>
-        <w:t xml:space="preserve">Sommaire</w:t>
-      </w:r>
-      <w:bookmarkEnd w:id="1"/>
-    </w:p>
-    <w:p>
-      <w:pPr>
-        <w:pStyle w:val="ListParagraph"/>
-        <w:numPr>
-          <w:ilvl w:val="0"/>
-          <w:numId w:val="2"/>
-        </w:numPr>
-        <w:spacing w:after="80"/>
-      </w:pPr>
-      <w:hyperlink w:history="1" w:anchor="section1">
-        <w:r>
-          <w:rPr>
-            <w:color w:val="A8420C"/>
-            <w:u w:val="single"/>
-          </w:rPr>
-          <w:t xml:space="preserve">Installer l'application</w:t>
-        </w:r>
-      </w:hyperlink>
-    </w:p>
-    <w:p>
-      <w:pPr>
-        <w:pStyle w:val="ListParagraph"/>
-        <w:numPr>
-          <w:ilvl w:val="0"/>
-          <w:numId w:val="2"/>
-        </w:numPr>
-        <w:spacing w:after="80"/>
-      </w:pPr>
-      <w:hyperlink w:history="1" w:anchor="section2">
-        <w:r>
-          <w:rPr>
-            <w:color w:val="A8420C"/>
-            <w:u w:val="single"/>
-          </w:rPr>
-          <w:t xml:space="preserve">Première utilisation : préparer son club</w:t>
-        </w:r>
-      </w:hyperlink>
-    </w:p>
-    <w:p>
-      <w:pPr>
-        <w:pStyle w:val="ListParagraph"/>
-        <w:numPr>
-          <w:ilvl w:val="0"/>
-          <w:numId w:val="2"/>
-        </w:numPr>
-        <w:spacing w:after="80"/>
-      </w:pPr>
-      <w:hyperlink w:history="1" w:anchor="section3">
-        <w:r>
-          <w:rPr>
-            <w:color w:val="A8420C"/>
-            <w:u w:val="single"/>
-          </w:rPr>
-          <w:t xml:space="preserve">Préparer un match</w:t>
-        </w:r>
-      </w:hyperlink>
-    </w:p>
-    <w:p>
-      <w:pPr>
-        <w:pStyle w:val="ListParagraph"/>
-        <w:numPr>
-          <w:ilvl w:val="0"/>
-          <w:numId w:val="2"/>
-        </w:numPr>
-        <w:spacing w:after="80"/>
-      </w:pPr>
-      <w:hyperlink w:history="1" w:anchor="section4">
-        <w:r>
-          <w:rPr>
-            <w:color w:val="A8420C"/>
-            <w:u w:val="single"/>
-          </w:rPr>
-          <w:t xml:space="preserve">Tenir la table de marque</w:t>
-        </w:r>
-      </w:hyperlink>
-    </w:p>
-    <w:p>
-      <w:pPr>
-        <w:pStyle w:val="ListParagraph"/>
-        <w:numPr>
-          <w:ilvl w:val="0"/>
-          <w:numId w:val="2"/>
-        </w:numPr>
-        <w:spacing w:after="80"/>
-      </w:pPr>
-      <w:hyperlink w:history="1" w:anchor="section5">
-        <w:r>
-          <w:rPr>
-            <w:color w:val="A8420C"/>
-            <w:u w:val="single"/>
-          </w:rPr>
-          <w:t xml:space="preserve">Corriger une erreur : le journal</w:t>
-        </w:r>
-      </w:hyperlink>
-    </w:p>
-    <w:p>
-      <w:pPr>
-        <w:pStyle w:val="ListParagraph"/>
-        <w:numPr>
-          <w:ilvl w:val="0"/>
-          <w:numId w:val="2"/>
-        </w:numPr>
-        <w:spacing w:after="80"/>
-      </w:pPr>
-      <w:hyperlink w:history="1" w:anchor="section6">
-        <w:r>
-          <w:rPr>
-            <w:color w:val="A8420C"/>
-            <w:u w:val="single"/>
-          </w:rPr>
-          <w:t xml:space="preserve">Fin de période et fin de match</w:t>
-        </w:r>
-      </w:hyperlink>
-    </w:p>
-    <w:p>
-      <w:pPr>
-        <w:pStyle w:val="ListParagraph"/>
-        <w:numPr>
-          <w:ilvl w:val="0"/>
-          <w:numId w:val="2"/>
-        </w:numPr>
-        <w:spacing w:after="80"/>
-      </w:pPr>
-      <w:hyperlink w:history="1" w:anchor="section7">
-        <w:r>
-          <w:rPr>
-            <w:color w:val="A8420C"/>
-            <w:u w:val="single"/>
-          </w:rPr>
-          <w:t xml:space="preserve">Partager une équipe avant le match</w:t>
-        </w:r>
-      </w:hyperlink>
-    </w:p>
-    <w:p>
-      <w:pPr>
-        <w:pStyle w:val="ListParagraph"/>
-        <w:numPr>
-          <w:ilvl w:val="0"/>
-          <w:numId w:val="2"/>
-        </w:numPr>
-        <w:spacing w:after="80"/>
-      </w:pPr>
-      <w:hyperlink w:history="1" w:anchor="section8">
-        <w:r>
-          <w:rPr>
-            <w:color w:val="A8420C"/>
-            <w:u w:val="single"/>
-          </w:rPr>
-          <w:t xml:space="preserve">Mettre à jour les licenciés en cours de saison</w:t>
-        </w:r>
-      </w:hyperlink>
-    </w:p>
-    <w:p>
-      <w:pPr>
-        <w:pStyle w:val="ListParagraph"/>
-        <w:numPr>
-          <w:ilvl w:val="0"/>
-          <w:numId w:val="2"/>
-        </w:numPr>
-        <w:spacing w:after="80"/>
-      </w:pPr>
-      <w:hyperlink w:history="1" w:anchor="section9">
-        <w:r>
-          <w:rPr>
-            <w:color w:val="A8420C"/>
-            <w:u w:val="single"/>
-          </w:rPr>
-          <w:t xml:space="preserve">Bon à savoir</w:t>
-        </w:r>
-      </w:hyperlink>
-    </w:p>
-    <w:p>
-      <w:pPr>
-        <w:pStyle w:val="Heading1"/>
-        <w:tabs>
-          <w:tab w:val="left" w:pos="560"/>
-        </w:tabs>
-      </w:pPr>
-      <w:bookmarkStart w:name="section1" w:id="2"/>
-      <w:r>
-        <w:rPr>
-          <w:rFonts w:ascii="Manrope ExtraBold" w:cs="Manrope ExtraBold" w:eastAsia="Manrope ExtraBold" w:hAnsi="Manrope ExtraBold"/>
-          <w:color w:val="C24F12"/>
-        </w:rPr>
-        <w:t xml:space="preserve">1</w:t>
-      </w:r>
-      <w:r>
-        <w:t xml:space="preserve">	Installer l'application</w:t>
-      </w:r>
-      <w:bookmarkEnd w:id="2"/>
-    </w:p>
-    <w:p>
-      <w:pPr>
-        <w:spacing w:after="0" w:before="120"/>
-        <w:jc w:val="center"/>
-      </w:pPr>
-      <w:r>
-        <w:drawing>
-          <wp:inline distT="0" distB="0" distL="0" distR="0">
-            <wp:extent cx="1619250" cy="1619250"/>
-            <wp:effectExtent t="0" r="0" b="0" l="0"/>
-            <wp:docPr id="2" name="" descr="" title=""/>
             <wp:cNvGraphicFramePr>
               <a:graphicFrameLocks xmlns:a="http://schemas.openxmlformats.org/drawingml/2006/main" noChangeAspect="1"/>
             </wp:cNvGraphicFramePr>
@@ -436,6 +34,408 @@
                   <pic:spPr bwMode="auto">
                     <a:xfrm>
                       <a:off x="0" y="0"/>
+                      <a:ext cx="914400" cy="914400"/>
+                    </a:xfrm>
+                    <a:prstGeom prst="rect">
+                      <a:avLst/>
+                    </a:prstGeom>
+                  </pic:spPr>
+                </pic:pic>
+              </a:graphicData>
+            </a:graphic>
+          </wp:inline>
+        </w:drawing>
+      </w:r>
+    </w:p>
+    <w:p>
+      <w:pPr>
+        <w:spacing w:after="60"/>
+      </w:pPr>
+      <w:r>
+        <w:rPr>
+          <w:rFonts w:ascii="Manrope ExtraBold" w:cs="Manrope ExtraBold" w:eastAsia="Manrope ExtraBold" w:hAnsi="Manrope ExtraBold"/>
+          <w:color w:val="1D1C1A"/>
+          <w:sz w:val="72"/>
+          <w:szCs w:val="72"/>
+        </w:rPr>
+        <w:t xml:space="preserve">Table de marque</w:t>
+      </w:r>
+    </w:p>
+    <w:p>
+      <w:pPr>
+        <w:spacing w:after="480"/>
+      </w:pPr>
+      <w:r>
+        <w:rPr>
+          <w:b/>
+          <w:bCs/>
+          <w:color w:val="66645E"/>
+          <w:sz w:val="28"/>
+          <w:szCs w:val="28"/>
+        </w:rPr>
+        <w:t xml:space="preserve">Basket loisir UFOLEP 33</w:t>
+      </w:r>
+    </w:p>
+    <w:p>
+      <w:pPr>
+        <w:pBdr>
+          <w:left w:val="single" w:color="C24F12" w:sz="36" w:space="12"/>
+        </w:pBdr>
+        <w:spacing w:after="360"/>
+      </w:pPr>
+      <w:r>
+        <w:rPr>
+          <w:rFonts w:ascii="Manrope ExtraBold" w:cs="Manrope ExtraBold" w:eastAsia="Manrope ExtraBold" w:hAnsi="Manrope ExtraBold"/>
+          <w:color w:val="A8420C"/>
+          <w:sz w:val="40"/>
+          <w:szCs w:val="40"/>
+        </w:rPr>
+        <w:t xml:space="preserve">Guide d'utilisation</w:t>
+      </w:r>
+    </w:p>
+    <w:p>
+      <w:pPr>
+        <w:spacing w:after="160" w:line="320"/>
+      </w:pPr>
+      <w:r>
+        <w:rPr>
+          <w:color w:val="1D1C1A"/>
+          <w:sz w:val="23"/>
+          <w:szCs w:val="23"/>
+        </w:rPr>
+        <w:t xml:space="preserve">Feuille de match numérique du </w:t>
+      </w:r>
+      <w:r>
+        <w:rPr>
+          <w:b/>
+          <w:bCs/>
+          <w:color w:val="A8420C"/>
+          <w:sz w:val="23"/>
+          <w:szCs w:val="23"/>
+        </w:rPr>
+        <w:t xml:space="preserve">basket loisir UFOLEP 33</w:t>
+      </w:r>
+      <w:r>
+        <w:rPr>
+          <w:color w:val="1D1C1A"/>
+          <w:sz w:val="23"/>
+          <w:szCs w:val="23"/>
+        </w:rPr>
+        <w:t xml:space="preserve">. L'application remplace la feuille papier à la table de marque : score, fautes personnelles et d'équipe, temps morts, périodes, flèche de possession.</w:t>
+      </w:r>
+    </w:p>
+    <w:p>
+      <w:pPr>
+        <w:spacing w:after="160" w:line="320"/>
+      </w:pPr>
+      <w:r>
+        <w:rPr>
+          <w:color w:val="1D1C1A"/>
+          <w:sz w:val="23"/>
+          <w:szCs w:val="23"/>
+        </w:rPr>
+        <w:t xml:space="preserve">Elle fonctionne sur téléphone et sur tablette, </w:t>
+      </w:r>
+      <w:r>
+        <w:rPr>
+          <w:b/>
+          <w:bCs/>
+          <w:color w:val="A8420C"/>
+          <w:sz w:val="23"/>
+          <w:szCs w:val="23"/>
+        </w:rPr>
+        <w:t xml:space="preserve">sans connexion internet</w:t>
+      </w:r>
+      <w:r>
+        <w:rPr>
+          <w:color w:val="1D1C1A"/>
+          <w:sz w:val="23"/>
+          <w:szCs w:val="23"/>
+        </w:rPr>
+        <w:t xml:space="preserve"> une fois installée.</w:t>
+      </w:r>
+    </w:p>
+    <w:p>
+      <w:pPr>
+        <w:spacing w:before="2400"/>
+      </w:pPr>
+      <w:r>
+        <w:rPr>
+          <w:b/>
+          <w:bCs/>
+          <w:color w:val="A8420C"/>
+          <w:sz w:val="20"/>
+          <w:szCs w:val="20"/>
+        </w:rPr>
+        <w:t xml:space="preserve">Saison 2025-2026</w:t>
+      </w:r>
+      <w:r>
+        <w:rPr>
+          <w:color w:val="66645E"/>
+          <w:sz w:val="20"/>
+          <w:szCs w:val="20"/>
+        </w:rPr>
+        <w:t xml:space="preserve">  ·  Téléphone et tablette  ·  Fonctionne hors connexion</w:t>
+      </w:r>
+    </w:p>
+    <w:p>
+      <w:pPr>
+        <w:spacing w:before="80"/>
+      </w:pPr>
+      <w:hyperlink w:history="1" r:id="rId_n6mjjkqs5ayl71_8a612">
+        <w:r>
+          <w:rPr>
+            <w:color w:val="A8420C"/>
+            <w:sz w:val="20"/>
+            <w:szCs w:val="20"/>
+            <w:u w:val="single"/>
+          </w:rPr>
+          <w:t xml:space="preserve">alicework.github.io/table-de-marque/</w:t>
+        </w:r>
+      </w:hyperlink>
+    </w:p>
+    <w:p>
+      <w:r>
+        <w:br w:type="page"/>
+      </w:r>
+    </w:p>
+    <w:p>
+      <w:pPr>
+        <w:pStyle w:val="Heading1"/>
+        <w:tabs>
+          <w:tab w:val="left" w:pos="560"/>
+        </w:tabs>
+      </w:pPr>
+      <w:bookmarkStart w:name="section0" w:id="1"/>
+      <w:r>
+        <w:t xml:space="preserve">Sommaire</w:t>
+      </w:r>
+      <w:bookmarkEnd w:id="1"/>
+    </w:p>
+    <w:p>
+      <w:pPr>
+        <w:pStyle w:val="ListParagraph"/>
+        <w:numPr>
+          <w:ilvl w:val="0"/>
+          <w:numId w:val="2"/>
+        </w:numPr>
+        <w:spacing w:after="80"/>
+      </w:pPr>
+      <w:hyperlink w:history="1" w:anchor="section1">
+        <w:r>
+          <w:rPr>
+            <w:color w:val="A8420C"/>
+            <w:u w:val="single"/>
+          </w:rPr>
+          <w:t xml:space="preserve">Installer l'application</w:t>
+        </w:r>
+      </w:hyperlink>
+    </w:p>
+    <w:p>
+      <w:pPr>
+        <w:pStyle w:val="ListParagraph"/>
+        <w:numPr>
+          <w:ilvl w:val="0"/>
+          <w:numId w:val="2"/>
+        </w:numPr>
+        <w:spacing w:after="80"/>
+      </w:pPr>
+      <w:hyperlink w:history="1" w:anchor="section2">
+        <w:r>
+          <w:rPr>
+            <w:color w:val="A8420C"/>
+            <w:u w:val="single"/>
+          </w:rPr>
+          <w:t xml:space="preserve">Première utilisation : préparer son club</w:t>
+        </w:r>
+      </w:hyperlink>
+    </w:p>
+    <w:p>
+      <w:pPr>
+        <w:pStyle w:val="ListParagraph"/>
+        <w:numPr>
+          <w:ilvl w:val="0"/>
+          <w:numId w:val="2"/>
+        </w:numPr>
+        <w:spacing w:after="80"/>
+      </w:pPr>
+      <w:hyperlink w:history="1" w:anchor="section3">
+        <w:r>
+          <w:rPr>
+            <w:color w:val="A8420C"/>
+            <w:u w:val="single"/>
+          </w:rPr>
+          <w:t xml:space="preserve">Préparer un match</w:t>
+        </w:r>
+      </w:hyperlink>
+    </w:p>
+    <w:p>
+      <w:pPr>
+        <w:pStyle w:val="ListParagraph"/>
+        <w:numPr>
+          <w:ilvl w:val="0"/>
+          <w:numId w:val="2"/>
+        </w:numPr>
+        <w:spacing w:after="80"/>
+      </w:pPr>
+      <w:hyperlink w:history="1" w:anchor="section4">
+        <w:r>
+          <w:rPr>
+            <w:color w:val="A8420C"/>
+            <w:u w:val="single"/>
+          </w:rPr>
+          <w:t xml:space="preserve">Tenir la table de marque</w:t>
+        </w:r>
+      </w:hyperlink>
+    </w:p>
+    <w:p>
+      <w:pPr>
+        <w:pStyle w:val="ListParagraph"/>
+        <w:numPr>
+          <w:ilvl w:val="0"/>
+          <w:numId w:val="2"/>
+        </w:numPr>
+        <w:spacing w:after="80"/>
+      </w:pPr>
+      <w:hyperlink w:history="1" w:anchor="section5">
+        <w:r>
+          <w:rPr>
+            <w:color w:val="A8420C"/>
+            <w:u w:val="single"/>
+          </w:rPr>
+          <w:t xml:space="preserve">Corriger une erreur : le journal</w:t>
+        </w:r>
+      </w:hyperlink>
+    </w:p>
+    <w:p>
+      <w:pPr>
+        <w:pStyle w:val="ListParagraph"/>
+        <w:numPr>
+          <w:ilvl w:val="0"/>
+          <w:numId w:val="2"/>
+        </w:numPr>
+        <w:spacing w:after="80"/>
+      </w:pPr>
+      <w:hyperlink w:history="1" w:anchor="section6">
+        <w:r>
+          <w:rPr>
+            <w:color w:val="A8420C"/>
+            <w:u w:val="single"/>
+          </w:rPr>
+          <w:t xml:space="preserve">Fin de période et fin de match</w:t>
+        </w:r>
+      </w:hyperlink>
+    </w:p>
+    <w:p>
+      <w:pPr>
+        <w:pStyle w:val="ListParagraph"/>
+        <w:numPr>
+          <w:ilvl w:val="0"/>
+          <w:numId w:val="2"/>
+        </w:numPr>
+        <w:spacing w:after="80"/>
+      </w:pPr>
+      <w:hyperlink w:history="1" w:anchor="section7">
+        <w:r>
+          <w:rPr>
+            <w:color w:val="A8420C"/>
+            <w:u w:val="single"/>
+          </w:rPr>
+          <w:t xml:space="preserve">Partager une équipe avant le match</w:t>
+        </w:r>
+      </w:hyperlink>
+    </w:p>
+    <w:p>
+      <w:pPr>
+        <w:pStyle w:val="ListParagraph"/>
+        <w:numPr>
+          <w:ilvl w:val="0"/>
+          <w:numId w:val="2"/>
+        </w:numPr>
+        <w:spacing w:after="80"/>
+      </w:pPr>
+      <w:hyperlink w:history="1" w:anchor="section8">
+        <w:r>
+          <w:rPr>
+            <w:color w:val="A8420C"/>
+            <w:u w:val="single"/>
+          </w:rPr>
+          <w:t xml:space="preserve">Mettre à jour les licenciés en cours de saison</w:t>
+        </w:r>
+      </w:hyperlink>
+    </w:p>
+    <w:p>
+      <w:pPr>
+        <w:pStyle w:val="ListParagraph"/>
+        <w:numPr>
+          <w:ilvl w:val="0"/>
+          <w:numId w:val="2"/>
+        </w:numPr>
+        <w:spacing w:after="80"/>
+      </w:pPr>
+      <w:hyperlink w:history="1" w:anchor="section9">
+        <w:r>
+          <w:rPr>
+            <w:color w:val="A8420C"/>
+            <w:u w:val="single"/>
+          </w:rPr>
+          <w:t xml:space="preserve">Bon à savoir</w:t>
+        </w:r>
+      </w:hyperlink>
+    </w:p>
+    <w:p>
+      <w:pPr>
+        <w:pStyle w:val="Heading1"/>
+        <w:tabs>
+          <w:tab w:val="left" w:pos="560"/>
+        </w:tabs>
+      </w:pPr>
+      <w:bookmarkStart w:name="section1" w:id="2"/>
+      <w:r>
+        <w:rPr>
+          <w:rFonts w:ascii="Manrope ExtraBold" w:cs="Manrope ExtraBold" w:eastAsia="Manrope ExtraBold" w:hAnsi="Manrope ExtraBold"/>
+          <w:color w:val="C24F12"/>
+        </w:rPr>
+        <w:t xml:space="preserve">1</w:t>
+      </w:r>
+      <w:r>
+        <w:t xml:space="preserve">	Installer l'application</w:t>
+      </w:r>
+      <w:bookmarkEnd w:id="2"/>
+    </w:p>
+    <w:p>
+      <w:pPr>
+        <w:spacing w:after="0" w:before="120"/>
+        <w:jc w:val="center"/>
+      </w:pPr>
+      <w:r>
+        <w:drawing>
+          <wp:inline distT="0" distB="0" distL="0" distR="0">
+            <wp:extent cx="1619250" cy="1619250"/>
+            <wp:effectExtent t="0" r="0" b="0" l="0"/>
+            <wp:docPr id="2" name="" descr="" title=""/>
+            <wp:cNvGraphicFramePr>
+              <a:graphicFrameLocks xmlns:a="http://schemas.openxmlformats.org/drawingml/2006/main" noChangeAspect="1"/>
+            </wp:cNvGraphicFramePr>
+            <a:graphic xmlns:a="http://schemas.openxmlformats.org/drawingml/2006/main">
+              <a:graphicData uri="http://schemas.openxmlformats.org/drawingml/2006/picture">
+                <pic:pic xmlns:pic="http://schemas.openxmlformats.org/drawingml/2006/picture">
+                  <pic:nvPicPr>
+                    <pic:cNvPr id="0" name="" descr=""/>
+                    <pic:cNvPicPr>
+                      <a:picLocks noChangeAspect="1" noChangeArrowheads="1"/>
+                    </pic:cNvPicPr>
+                  </pic:nvPicPr>
+                  <pic:blipFill>
+                    <a:blip r:embed="rId13" cstate="none"/>
+                    <a:srcRect/>
+                    <a:stretch>
+                      <a:fillRect/>
+                    </a:stretch>
+                  </pic:blipFill>
+                  <pic:spPr bwMode="auto">
+                    <a:xfrm>
+                      <a:off x="0" y="0"/>
                       <a:ext cx="1619250" cy="1619250"/>
                     </a:xfrm>
                     <a:prstGeom prst="rect">
@@ -460,7 +460,7 @@
         </w:rPr>
         <w:t xml:space="preserve">Adresse : </w:t>
       </w:r>
-      <w:hyperlink w:history="1" r:id="rIdxcykhuhewzchjrubddfjk">
+      <w:hyperlink w:history="1" r:id="rIdxbcl-oobs_zjymwtcx3oo">
         <w:r>
           <w:rPr>
             <w:b/>
@@ -1059,7 +1059,7 @@
         <w:t xml:space="preserve">Recommandé</w:t>
       </w:r>
       <w:r>
-        <w:t xml:space="preserve"> : importer l'export LigueAsso (tous les licenciés d'un coup) ;</w:t>
+        <w:t xml:space="preserve"> : importer l'export LiguAsso (tous les licenciés d'un coup) ;</w:t>
       </w:r>
     </w:p>
     <w:p>
@@ -1080,7 +1080,7 @@
         <w:pStyle w:val="Heading2"/>
       </w:pPr>
       <w:r>
-        <w:t xml:space="preserve">2.1 Récupérer l'export LigueAsso</w:t>
+        <w:t xml:space="preserve">2.1 Récupérer l'export LiguAsso</w:t>
       </w:r>
     </w:p>
     <w:p>
@@ -1101,7 +1101,7 @@
           <w:bCs/>
           <w:color w:val="A8420C"/>
         </w:rPr>
-        <w:t xml:space="preserve">LigueAsso</w:t>
+        <w:t xml:space="preserve">LiguAsso</w:t>
       </w:r>
       <w:r>
         <w:t xml:space="preserve"> avec le compte de l'association.</w:t>
@@ -1151,6 +1151,49 @@
       </w:r>
       <w:r>
         <w:t xml:space="preserve">.</w:t>
+      </w:r>
+    </w:p>
+    <w:p>
+      <w:pPr>
+        <w:spacing w:after="80"/>
+        <w:ind w:left="460"/>
+      </w:pPr>
+      <w:r>
+        <w:t xml:space="preserve">Si le menu ne s'ouvre pas (cas de Firefox), utilisez le lien direct : </w:t>
+      </w:r>
+      <w:hyperlink w:history="1" r:id="rIdixv5cg9qh27ewocprh87j">
+        <w:r>
+          <w:rPr>
+            <w:color w:val="A8420C"/>
+            <w:u w:val="single"/>
+          </w:rPr>
+          <w:t xml:space="preserve">Extraction adhérents sur LiguAsso</w:t>
+        </w:r>
+      </w:hyperlink>
+      <w:r>
+        <w:t xml:space="preserve">. Il est aussi proposé dans l'application, sur l'écran </w:t>
+      </w:r>
+      <w:r>
+        <w:rPr>
+          <w:b/>
+          <w:bCs/>
+          <w:color w:val="A8420C"/>
+        </w:rPr>
+        <w:t xml:space="preserve">Clubs et licenciés</w:t>
+      </w:r>
+      <w:r>
+        <w:t xml:space="preserve"> (bouton </w:t>
+      </w:r>
+      <w:r>
+        <w:rPr>
+          <w:b/>
+          <w:bCs/>
+          <w:color w:val="A8420C"/>
+        </w:rPr>
+        <w:t xml:space="preserve">Ouvrir l'extraction des adhérents</w:t>
+      </w:r>
+      <w:r>
+        <w:t xml:space="preserve">).</w:t>
       </w:r>
     </w:p>
     <w:p>
@@ -1739,7 +1782,7 @@
           <w:bCs/>
           <w:color w:val="A8420C"/>
         </w:rPr>
-        <w:t xml:space="preserve">Importer un export LigueAsso</w:t>
+        <w:t xml:space="preserve">Importer un export LiguAsso</w:t>
       </w:r>
       <w:r>
         <w:t xml:space="preserve"> et choisissez le fichier CSV.</w:t>
@@ -1934,7 +1977,7 @@
         <w:spacing w:after="140"/>
       </w:pPr>
       <w:r>
-        <w:t xml:space="preserve">Sans accès à LigueAsso :</w:t>
+        <w:t xml:space="preserve">Sans accès à LiguAsso :</w:t>
       </w:r>
     </w:p>
     <w:p>
@@ -2082,7 +2125,7 @@
                 <w:sz w:val="20"/>
                 <w:szCs w:val="20"/>
               </w:rPr>
-              <w:t xml:space="preserve">Vous pourrez importer un export LigueAsso plus tard : un club créé à la main n'ayant pas de n° d'association, l'import créera un second club. Supprimez alors le club saisi à la main.</w:t>
+              <w:t xml:space="preserve">Vous pourrez importer un export LiguAsso plus tard : un club créé à la main n'ayant pas de n° d'association, l'import créera un second club. Supprimez alors le club saisi à la main.</w:t>
             </w:r>
           </w:p>
         </w:tc>
@@ -5040,7 +5083,7 @@
         <w:spacing w:after="140"/>
       </w:pPr>
       <w:r>
-        <w:t xml:space="preserve">Refaites simplement un import (section 2.2) avec un export LigueAsso récent :</w:t>
+        <w:t xml:space="preserve">Refaites simplement un import (section 2.2) avec un export LiguAsso récent :</w:t>
       </w:r>
     </w:p>
     <w:p>
@@ -5294,7 +5337,7 @@
         <w:t xml:space="preserve">Mauvais fichier</w:t>
       </w:r>
       <w:r>
-        <w:t xml:space="preserve"> — Si l'export LigueAsso est donné par erreur à </w:t>
+        <w:t xml:space="preserve"> — Si l'export LiguAsso est donné par erreur à </w:t>
       </w:r>
       <w:r>
         <w:rPr>

--- a/docs/guide-utilisation.docx
+++ b/docs/guide-utilisation.docx
@@ -182,7 +182,7 @@
       <w:pPr>
         <w:spacing w:before="80"/>
       </w:pPr>
-      <w:hyperlink w:history="1" r:id="rId_n6mjjkqs5ayl71_8a612">
+      <w:hyperlink w:history="1" r:id="rIdr1b7zvrhnz5uuf3cgraic">
         <w:r>
           <w:rPr>
             <w:color w:val="A8420C"/>
@@ -460,7 +460,7 @@
         </w:rPr>
         <w:t xml:space="preserve">Adresse : </w:t>
       </w:r>
-      <w:hyperlink w:history="1" r:id="rIdxbcl-oobs_zjymwtcx3oo">
+      <w:hyperlink w:history="1" r:id="rIdjumz2yjfuf5k98tfajxjz">
         <w:r>
           <w:rPr>
             <w:b/>
@@ -1161,7 +1161,7 @@
       <w:r>
         <w:t xml:space="preserve">Si le menu ne s'ouvre pas (cas de Firefox), utilisez le lien direct : </w:t>
       </w:r>
-      <w:hyperlink w:history="1" r:id="rIdixv5cg9qh27ewocprh87j">
+      <w:hyperlink w:history="1" r:id="rIdh9sql2lp9fbeuvtjrtfx9">
         <w:r>
           <w:rPr>
             <w:color w:val="A8420C"/>
@@ -1206,7 +1206,29 @@
         <w:spacing w:after="80"/>
       </w:pPr>
       <w:r>
-        <w:t xml:space="preserve">Exportez la liste des adhérents au format </w:t>
+        <w:t xml:space="preserve">Dans le formulaire, choisissez </w:t>
+      </w:r>
+      <w:r>
+        <w:rPr>
+          <w:b/>
+          <w:bCs/>
+          <w:color w:val="A8420C"/>
+        </w:rPr>
+        <w:t xml:space="preserve">Type de sortie</w:t>
+      </w:r>
+      <w:r>
+        <w:t xml:space="preserve"> : </w:t>
+      </w:r>
+      <w:r>
+        <w:rPr>
+          <w:b/>
+          <w:bCs/>
+          <w:color w:val="A8420C"/>
+        </w:rPr>
+        <w:t xml:space="preserve">Sortie simple Ufolep</w:t>
+      </w:r>
+      <w:r>
+        <w:t xml:space="preserve">, puis lancez l'export (fichier </w:t>
       </w:r>
       <w:r>
         <w:rPr>
@@ -1217,7 +1239,7 @@
         <w:t xml:space="preserve">CSV</w:t>
       </w:r>
       <w:r>
-        <w:t xml:space="preserve">.</w:t>
+        <w:t xml:space="preserve">).</w:t>
       </w:r>
     </w:p>
     <w:p>

--- a/docs/guide-utilisation.docx
+++ b/docs/guide-utilisation.docx
@@ -182,7 +182,7 @@
       <w:pPr>
         <w:spacing w:before="80"/>
       </w:pPr>
-      <w:hyperlink w:history="1" r:id="rIdr1b7zvrhnz5uuf3cgraic">
+      <w:hyperlink w:history="1" r:id="rIdetgisb5wvphjunnfiwakc">
         <w:r>
           <w:rPr>
             <w:color w:val="A8420C"/>
@@ -460,7 +460,7 @@
         </w:rPr>
         <w:t xml:space="preserve">Adresse : </w:t>
       </w:r>
-      <w:hyperlink w:history="1" r:id="rIdjumz2yjfuf5k98tfajxjz">
+      <w:hyperlink w:history="1" r:id="rIdgul2wjfxdaht8kahnrkdi">
         <w:r>
           <w:rPr>
             <w:b/>
@@ -1161,7 +1161,7 @@
       <w:r>
         <w:t xml:space="preserve">Si le menu ne s'ouvre pas (cas de Firefox), utilisez le lien direct : </w:t>
       </w:r>
-      <w:hyperlink w:history="1" r:id="rIdh9sql2lp9fbeuvtjrtfx9">
+      <w:hyperlink w:history="1" r:id="rIdbpgbv1ioroztogsi901il">
         <w:r>
           <w:rPr>
             <w:color w:val="A8420C"/>
@@ -4681,7 +4681,183 @@
         <w:t xml:space="preserve">Match terminé</w:t>
       </w:r>
       <w:r>
-        <w:t xml:space="preserve"> affiche le score final.</w:t>
+        <w:t xml:space="preserve"> affiche le score final et permet d'envoyer la feuille de match.</w:t>
+      </w:r>
+    </w:p>
+    <w:p>
+      <w:pPr>
+        <w:pStyle w:val="Heading2"/>
+      </w:pPr>
+      <w:r>
+        <w:t xml:space="preserve">Officiels et capitaines</w:t>
+      </w:r>
+    </w:p>
+    <w:p>
+      <w:pPr>
+        <w:spacing w:after="140"/>
+      </w:pPr>
+      <w:r>
+        <w:t xml:space="preserve">Dépliez </w:t>
+      </w:r>
+      <w:r>
+        <w:rPr>
+          <w:b/>
+          <w:bCs/>
+          <w:color w:val="A8420C"/>
+        </w:rPr>
+        <w:t xml:space="preserve">Officiels et capitaines</w:t>
+      </w:r>
+      <w:r>
+        <w:t xml:space="preserve"> pour saisir le chronométreur, l'opérateur 30", le marqueur, l'arbitre, l'aide arbitre et les deux capitaines. Tout est facultatif : une case non remplie reste vide sur la feuille, à compléter au stylo si besoin. Chaque nom est enregistré dès que vous passez au champ suivant.</w:t>
+      </w:r>
+    </w:p>
+    <w:p>
+      <w:pPr>
+        <w:pStyle w:val="Heading2"/>
+      </w:pPr>
+      <w:r>
+        <w:t xml:space="preserve">Envoyer la feuille de match</w:t>
+      </w:r>
+    </w:p>
+    <w:p>
+      <w:pPr>
+        <w:pStyle w:val="ListParagraph"/>
+        <w:numPr>
+          <w:ilvl w:val="0"/>
+          <w:numId w:val="9"/>
+        </w:numPr>
+        <w:spacing w:after="80"/>
+      </w:pPr>
+      <w:r>
+        <w:t xml:space="preserve">Renseignez si vous le souhaitez l'</w:t>
+      </w:r>
+      <w:r>
+        <w:rPr>
+          <w:b/>
+          <w:bCs/>
+          <w:color w:val="A8420C"/>
+        </w:rPr>
+        <w:t xml:space="preserve">e-mail du coach adverse</w:t>
+      </w:r>
+      <w:r>
+        <w:t xml:space="preserve"> : il recevra la feuille en copie. Cette adresse n'est pas mémorisée.</w:t>
+      </w:r>
+    </w:p>
+    <w:p>
+      <w:pPr>
+        <w:pStyle w:val="ListParagraph"/>
+        <w:numPr>
+          <w:ilvl w:val="0"/>
+          <w:numId w:val="9"/>
+        </w:numPr>
+        <w:spacing w:after="80"/>
+      </w:pPr>
+      <w:r>
+        <w:t xml:space="preserve">Touchez </w:t>
+      </w:r>
+      <w:r>
+        <w:rPr>
+          <w:b/>
+          <w:bCs/>
+          <w:color w:val="A8420C"/>
+        </w:rPr>
+        <w:t xml:space="preserve">Enregistrer le PDF</w:t>
+      </w:r>
+      <w:r>
+        <w:t xml:space="preserve">. Sur téléphone ou tablette, le menu de partage s'ouvre : choisissez </w:t>
+      </w:r>
+      <w:r>
+        <w:rPr>
+          <w:b/>
+          <w:bCs/>
+          <w:color w:val="A8420C"/>
+        </w:rPr>
+        <w:t xml:space="preserve">Enregistrer dans Fichiers</w:t>
+      </w:r>
+      <w:r>
+        <w:t xml:space="preserve"> (ou directement </w:t>
+      </w:r>
+      <w:r>
+        <w:rPr>
+          <w:b/>
+          <w:bCs/>
+          <w:color w:val="A8420C"/>
+        </w:rPr>
+        <w:t xml:space="preserve">Mail</w:t>
+      </w:r>
+      <w:r>
+        <w:t xml:space="preserve">, la feuille est alors déjà jointe). Sur ordinateur, le fichier se télécharge. Il s'appelle par exemple </w:t>
+      </w:r>
+      <w:r>
+        <w:rPr>
+          <w:shd w:fill="EDECE7" w:color="auto" w:val="clear"/>
+        </w:rPr>
+        <w:t xml:space="preserve"> 2026-10-16_ST-DELPHIN-GRADIGNAN.pdf </w:t>
+      </w:r>
+      <w:r>
+        <w:t xml:space="preserve">.</w:t>
+      </w:r>
+    </w:p>
+    <w:p>
+      <w:pPr>
+        <w:pStyle w:val="ListParagraph"/>
+        <w:numPr>
+          <w:ilvl w:val="0"/>
+          <w:numId w:val="9"/>
+        </w:numPr>
+        <w:spacing w:after="80"/>
+      </w:pPr>
+      <w:r>
+        <w:t xml:space="preserve">Touchez </w:t>
+      </w:r>
+      <w:r>
+        <w:rPr>
+          <w:b/>
+          <w:bCs/>
+          <w:color w:val="A8420C"/>
+        </w:rPr>
+        <w:t xml:space="preserve">Préparer l'e-mail</w:t>
+      </w:r>
+      <w:r>
+        <w:t xml:space="preserve"> : votre messagerie s'ouvre avec le destinataire (</w:t>
+      </w:r>
+      <w:r>
+        <w:rPr>
+          <w:shd w:fill="EDECE7" w:color="auto" w:val="clear"/>
+        </w:rPr>
+        <w:t xml:space="preserve"> cd.33@ufolep.org </w:t>
+      </w:r>
+      <w:r>
+        <w:t xml:space="preserve">), le coach adverse en copie, l'objet et le texte déjà écrits.</w:t>
+      </w:r>
+    </w:p>
+    <w:p>
+      <w:pPr>
+        <w:pStyle w:val="ListParagraph"/>
+        <w:numPr>
+          <w:ilvl w:val="0"/>
+          <w:numId w:val="9"/>
+        </w:numPr>
+        <w:spacing w:after="80"/>
+      </w:pPr>
+      <w:r>
+        <w:rPr>
+          <w:b/>
+          <w:bCs/>
+          <w:color w:val="A8420C"/>
+        </w:rPr>
+        <w:t xml:space="preserve">Joignez le fichier PDF</w:t>
+      </w:r>
+      <w:r>
+        <w:t xml:space="preserve"> à l'e-mail, puis envoyez.</w:t>
+      </w:r>
+    </w:p>
+    <w:p>
+      <w:pPr>
+        <w:spacing w:after="140"/>
+      </w:pPr>
+      <w:r>
+        <w:t xml:space="preserve">La feuille tient sur une page : score, points par période, fautes d'équipe et temps morts, joueurs de chaque équipe avec leurs points et fautes, officiels, date et lieu.</w:t>
       </w:r>
     </w:p>
     <w:p>
@@ -4702,7 +4878,7 @@
         <w:t xml:space="preserve">Rouvrir pour corriger</w:t>
       </w:r>
       <w:r>
-        <w:t xml:space="preserve"> permet de revenir sur une erreur constatée après coup.</w:t>
+        <w:t xml:space="preserve"> permet de revenir sur une erreur constatée après coup ; regénérez ensuite la feuille.</w:t>
       </w:r>
     </w:p>
     <w:p>
@@ -4772,7 +4948,7 @@
         <w:pStyle w:val="ListParagraph"/>
         <w:numPr>
           <w:ilvl w:val="0"/>
-          <w:numId w:val="9"/>
+          <w:numId w:val="10"/>
         </w:numPr>
         <w:spacing w:after="80"/>
       </w:pPr>
@@ -4796,7 +4972,7 @@
         <w:pStyle w:val="ListParagraph"/>
         <w:numPr>
           <w:ilvl w:val="0"/>
-          <w:numId w:val="9"/>
+          <w:numId w:val="10"/>
         </w:numPr>
         <w:spacing w:after="80"/>
       </w:pPr>
@@ -4809,7 +4985,7 @@
         <w:pStyle w:val="ListParagraph"/>
         <w:numPr>
           <w:ilvl w:val="0"/>
-          <w:numId w:val="9"/>
+          <w:numId w:val="10"/>
         </w:numPr>
         <w:spacing w:after="80"/>
       </w:pPr>
@@ -4879,7 +5055,7 @@
         <w:pStyle w:val="ListParagraph"/>
         <w:numPr>
           <w:ilvl w:val="0"/>
-          <w:numId w:val="10"/>
+          <w:numId w:val="11"/>
         </w:numPr>
         <w:spacing w:after="80"/>
       </w:pPr>
@@ -4911,7 +5087,7 @@
         <w:pStyle w:val="ListParagraph"/>
         <w:numPr>
           <w:ilvl w:val="0"/>
-          <w:numId w:val="10"/>
+          <w:numId w:val="11"/>
         </w:numPr>
         <w:spacing w:after="80"/>
       </w:pPr>
@@ -4943,7 +5119,7 @@
         <w:pStyle w:val="ListParagraph"/>
         <w:numPr>
           <w:ilvl w:val="0"/>
-          <w:numId w:val="10"/>
+          <w:numId w:val="11"/>
         </w:numPr>
         <w:spacing w:after="80"/>
       </w:pPr>
@@ -5254,6 +5430,27 @@
       </w:r>
       <w:r>
         <w:t xml:space="preserve"> — Clubs, licenciés et matchs sont enregistrés uniquement sur l'appareil utilisé. Rien n'est envoyé sur internet. Effacer les données du navigateur ou désinstaller l'application supprime tout : utilisez de préférence toujours la même tablette pour la table de marque.</w:t>
+      </w:r>
+    </w:p>
+    <w:p>
+      <w:pPr>
+        <w:pStyle w:val="ListParagraph"/>
+        <w:numPr>
+          <w:ilvl w:val="0"/>
+          <w:numId w:val="3"/>
+        </w:numPr>
+        <w:spacing w:after="80"/>
+      </w:pPr>
+      <w:r>
+        <w:rPr>
+          <w:b/>
+          <w:bCs/>
+          <w:color w:val="A8420C"/>
+        </w:rPr>
+        <w:t xml:space="preserve">Feuille de match</w:t>
+      </w:r>
+      <w:r>
+        <w:t xml:space="preserve"> — Le PDF est fabriqué sur l'appareil, sans connexion. Rien n'est envoyé tant que vous n'envoyez pas vous-même l'e-mail.</w:t>
       </w:r>
     </w:p>
     <w:p>
@@ -6221,6 +6418,12 @@
     </w:lvlOverride>
   </w:num>
   <w:num w:numId="10">
+    <w:abstractNumId w:val="3"/>
+    <w:lvlOverride w:ilvl="0">
+      <w:startOverride w:val="1"/>
+    </w:lvlOverride>
+  </w:num>
+  <w:num w:numId="11">
     <w:abstractNumId w:val="3"/>
     <w:lvlOverride w:ilvl="0">
       <w:startOverride w:val="1"/>

--- a/docs/guide-utilisation.docx
+++ b/docs/guide-utilisation.docx
@@ -182,7 +182,7 @@
       <w:pPr>
         <w:spacing w:before="80"/>
       </w:pPr>
-      <w:hyperlink w:history="1" r:id="rIdetgisb5wvphjunnfiwakc">
+      <w:hyperlink w:history="1" r:id="rIdsg9aehubefmxm4pyqxqvg">
         <w:r>
           <w:rPr>
             <w:color w:val="A8420C"/>
@@ -460,7 +460,7 @@
         </w:rPr>
         <w:t xml:space="preserve">Adresse : </w:t>
       </w:r>
-      <w:hyperlink w:history="1" r:id="rIdgul2wjfxdaht8kahnrkdi">
+      <w:hyperlink w:history="1" r:id="rIdtvybpl4gmffnzp5kz2_zr">
         <w:r>
           <w:rPr>
             <w:b/>
@@ -1161,7 +1161,7 @@
       <w:r>
         <w:t xml:space="preserve">Si le menu ne s'ouvre pas (cas de Firefox), utilisez le lien direct : </w:t>
       </w:r>
-      <w:hyperlink w:history="1" r:id="rIdbpgbv1ioroztogsi901il">
+      <w:hyperlink w:history="1" r:id="rIdahdqffd5ugquupss35lb0">
         <w:r>
           <w:rPr>
             <w:color w:val="A8420C"/>
@@ -2283,7 +2283,7 @@
         <w:t xml:space="preserve">date</w:t>
       </w:r>
       <w:r>
-        <w:t xml:space="preserve"> (aujourd'hui par défaut) et indiquez le </w:t>
+        <w:t xml:space="preserve"> (aujourd'hui par défaut) et choisissez le </w:t>
       </w:r>
       <w:r>
         <w:rPr>
@@ -2294,7 +2294,18 @@
         <w:t xml:space="preserve">lieu</w:t>
       </w:r>
       <w:r>
-        <w:t xml:space="preserve">.</w:t>
+        <w:t xml:space="preserve"> dans la liste des salles des clubs UFOLEP 33. Pour une salle absente de la liste, prenez </w:t>
+      </w:r>
+      <w:r>
+        <w:rPr>
+          <w:b/>
+          <w:bCs/>
+          <w:color w:val="A8420C"/>
+        </w:rPr>
+        <w:t xml:space="preserve">Autre lieu…</w:t>
+      </w:r>
+      <w:r>
+        <w:t xml:space="preserve"> et saisissez-la. Le lieu reste facultatif.</w:t>
       </w:r>
     </w:p>
     <w:p>

--- a/docs/guide-utilisation.docx
+++ b/docs/guide-utilisation.docx
@@ -182,7 +182,7 @@
       <w:pPr>
         <w:spacing w:before="80"/>
       </w:pPr>
-      <w:hyperlink w:history="1" r:id="rIdsg9aehubefmxm4pyqxqvg">
+      <w:hyperlink w:history="1" r:id="rIdrnwe7z4fprpc1ylq0tm88">
         <w:r>
           <w:rPr>
             <w:color w:val="A8420C"/>
@@ -460,7 +460,7 @@
         </w:rPr>
         <w:t xml:space="preserve">Adresse : </w:t>
       </w:r>
-      <w:hyperlink w:history="1" r:id="rIdtvybpl4gmffnzp5kz2_zr">
+      <w:hyperlink w:history="1" r:id="rIdpoli8s6indgecy-jtmnmj">
         <w:r>
           <w:rPr>
             <w:b/>
@@ -1161,7 +1161,7 @@
       <w:r>
         <w:t xml:space="preserve">Si le menu ne s'ouvre pas (cas de Firefox), utilisez le lien direct : </w:t>
       </w:r>
-      <w:hyperlink w:history="1" r:id="rIdahdqffd5ugquupss35lb0">
+      <w:hyperlink w:history="1" r:id="rIdgdcp_-kohjzybqqjwdary">
         <w:r>
           <w:rPr>
             <w:color w:val="A8420C"/>
@@ -4719,7 +4719,7 @@
         <w:t xml:space="preserve">Officiels et capitaines</w:t>
       </w:r>
       <w:r>
-        <w:t xml:space="preserve"> pour saisir le chronométreur, l'opérateur 30", le marqueur, l'arbitre, l'aide arbitre et les deux capitaines. Tout est facultatif : une case non remplie reste vide sur la feuille, à compléter au stylo si besoin. Chaque nom est enregistré dès que vous passez au champ suivant.</w:t>
+        <w:t xml:space="preserve"> pour saisir le chronométreur, l'opérateur 30", le marqueur, l'arbitre, l'aide arbitre et les deux capitaines. Tout est facultatif : une case non remplie reste vide sur la feuille, à compléter au stylo si besoin. Chaque nom est enregistré au fil de la saisie.</w:t>
       </w:r>
     </w:p>
     <w:p>
@@ -5020,32 +5020,10 @@
           <w:bCs/>
           <w:color w:val="A8420C"/>
         </w:rPr>
-        <w:t xml:space="preserve">Copier le lien</w:t>
-      </w:r>
-      <w:r>
-        <w:t xml:space="preserve">, </w:t>
-      </w:r>
-      <w:r>
-        <w:rPr>
-          <w:b/>
-          <w:bCs/>
-          <w:color w:val="A8420C"/>
-        </w:rPr>
         <w:t xml:space="preserve">Copier le code</w:t>
       </w:r>
       <w:r>
-        <w:t xml:space="preserve"> et </w:t>
-      </w:r>
-      <w:r>
-        <w:rPr>
-          <w:b/>
-          <w:bCs/>
-          <w:color w:val="A8420C"/>
-        </w:rPr>
-        <w:t xml:space="preserve">Partager…</w:t>
-      </w:r>
-      <w:r>
-        <w:t xml:space="preserve"> (SMS, messagerie…).</w:t>
+        <w:t xml:space="preserve"> pour l'envoyer par SMS ou messagerie.</w:t>
       </w:r>
     </w:p>
     <w:p>
@@ -5111,7 +5089,7 @@
         <w:t xml:space="preserve">Scanner le QR code</w:t>
       </w:r>
       <w:r>
-        <w:t xml:space="preserve">, ou collez le lien / le code reçu puis </w:t>
+        <w:t xml:space="preserve">, ou collez le code reçu puis </w:t>
       </w:r>
       <w:r>
         <w:rPr>
@@ -5154,7 +5132,7 @@
         <w:spacing w:after="140"/>
       </w:pPr>
       <w:r>
-        <w:t xml:space="preserve">Si le lien reçu par message est ouvert directement, l'application propose </w:t>
+        <w:t xml:space="preserve">Si le QR code est scanné avec l'appareil photo de la tablette plutôt que depuis l'application, il ouvre l'application qui propose </w:t>
       </w:r>
       <w:r>
         <w:rPr>
@@ -5222,7 +5200,7 @@
                 <w:sz w:val="20"/>
                 <w:szCs w:val="20"/>
               </w:rPr>
-              <w:t xml:space="preserve">Un lien peut s'ouvrir dans le navigateur plutôt que dans l'application installée. Dans ce cas, touchez </w:t>
+              <w:t xml:space="preserve">Le QR code peut s'ouvrir dans le navigateur plutôt que dans l'application installée. Dans ce cas, passez par </w:t>
             </w:r>
             <w:r>
               <w:rPr>
@@ -5232,14 +5210,14 @@
                 <w:sz w:val="20"/>
                 <w:szCs w:val="20"/>
               </w:rPr>
-              <w:t xml:space="preserve">Copier le code</w:t>
+              <w:t xml:space="preserve">Importer une équipe (QR / code)</w:t>
             </w:r>
             <w:r>
               <w:rPr>
                 <w:sz w:val="20"/>
                 <w:szCs w:val="20"/>
               </w:rPr>
-              <w:t xml:space="preserve"> puis collez-le dans l'application via </w:t>
+              <w:t xml:space="preserve"> → </w:t>
             </w:r>
             <w:r>
               <w:rPr>
@@ -5249,14 +5227,14 @@
                 <w:sz w:val="20"/>
                 <w:szCs w:val="20"/>
               </w:rPr>
-              <w:t xml:space="preserve">Importer une équipe (QR / code)</w:t>
+              <w:t xml:space="preserve">Scanner le QR code</w:t>
             </w:r>
             <w:r>
               <w:rPr>
                 <w:sz w:val="20"/>
                 <w:szCs w:val="20"/>
               </w:rPr>
-              <w:t xml:space="preserve">.</w:t>
+              <w:t xml:space="preserve"> dans l'application.</w:t>
             </w:r>
           </w:p>
         </w:tc>

--- a/docs/guide-utilisation.docx
+++ b/docs/guide-utilisation.docx
@@ -182,7 +182,7 @@
       <w:pPr>
         <w:spacing w:before="80"/>
       </w:pPr>
-      <w:hyperlink w:history="1" r:id="rIdrnwe7z4fprpc1ylq0tm88">
+      <w:hyperlink w:history="1" r:id="rIdf7e4clk66kw9bmgyoyhuw">
         <w:r>
           <w:rPr>
             <w:color w:val="A8420C"/>
@@ -460,7 +460,7 @@
         </w:rPr>
         <w:t xml:space="preserve">Adresse : </w:t>
       </w:r>
-      <w:hyperlink w:history="1" r:id="rIdpoli8s6indgecy-jtmnmj">
+      <w:hyperlink w:history="1" r:id="rIdjtn1jxpzhbbqdy4vk_oi1">
         <w:r>
           <w:rPr>
             <w:b/>
@@ -1161,7 +1161,7 @@
       <w:r>
         <w:t xml:space="preserve">Si le menu ne s'ouvre pas (cas de Firefox), utilisez le lien direct : </w:t>
       </w:r>
-      <w:hyperlink w:history="1" r:id="rIdgdcp_-kohjzybqqjwdary">
+      <w:hyperlink w:history="1" r:id="rIdw1z0phk93zaowrnkj1b9s">
         <w:r>
           <w:rPr>
             <w:color w:val="A8420C"/>
@@ -4868,7 +4868,18 @@
         <w:spacing w:after="140"/>
       </w:pPr>
       <w:r>
-        <w:t xml:space="preserve">La feuille tient sur une page : score, points par période, fautes d'équipe et temps morts, joueurs de chaque équipe avec leurs points et fautes, officiels, date et lieu.</w:t>
+        <w:t xml:space="preserve">La feuille tient sur une page : score, points par période, fautes d'équipe et temps morts, joueurs de chaque équipe avec leurs points et fautes, officiels, date et lieu. En bas, un cadre </w:t>
+      </w:r>
+      <w:r>
+        <w:rPr>
+          <w:b/>
+          <w:bCs/>
+          <w:color w:val="A8420C"/>
+        </w:rPr>
+        <w:t xml:space="preserve">Observations</w:t>
+      </w:r>
+      <w:r>
+        <w:t xml:space="preserve"> et une case de signature par capitaine restent vides : ils se remplissent à la main sur la feuille imprimée ou dans un lecteur PDF, y compris plusieurs jours après le match (par exemple quand l'assurance d'un joueur blessé demande la feuille signée).</w:t>
       </w:r>
     </w:p>
     <w:p>
